--- a/docs_ute/WBS 1.1 - Khảo sát nhu cầu tự học và nghiên cứu đối sánh giải pháp (Benchmarking).docx
+++ b/docs_ute/WBS 1.1 - Khảo sát nhu cầu tự học và nghiên cứu đối sánh giải pháp (Benchmarking).docx
@@ -279,8 +279,6 @@
               </w:rPr>
               <w:t xml:space="preserve">Phan Đình Duẩn </w:t>
             </w:r>
-            <w:bookmarkStart w:id="0" w:name="_GoBack"/>
-            <w:bookmarkEnd w:id="0"/>
           </w:p>
         </w:tc>
       </w:tr>
@@ -1507,7 +1505,7 @@
           <w:sz w:val="20"/>
           <w:szCs w:val="20"/>
         </w:rPr>
-        <w:t>Dữ liệu thứ cấp quốc tế mang tính khái quát vĩ mô. Đề tài kiểm soát bằng cách tinh chỉnh tham số thiết kế (khung giờ tối 20:00–22:30 Mode B) bám sát lịch sinh hoạt thực tế của sinh viên CNTT tại Việt Nam.</w:t>
+        <w:t>Dữ liệu thứ cấp quốc tế mang tính khái quát vĩ mô. Đề tài kiểm soát bằng cách tinh chỉnh tham số thiết kế (khung giờ tối 20:00–22:30 Mode B) bám sát lịch sinh hoạt thực tế của sinh viên tại Việt Nam.</w:t>
       </w:r>
     </w:p>
     <w:p>
@@ -3651,6 +3649,8 @@
 [9] J. Brooke, 'SUS: A quick and dirty usability scale,' in Usability Evaluation In Industry, Taylor &amp; Francis, 1996.
 [10] B. Deshpande et al., 'Internet Calendaring and Scheduling Core Object Specification (iCalendar),' IETF RFC 5545, Sep. 2009.</w:t>
       </w:r>
+      <w:bookmarkStart w:id="0" w:name="_GoBack"/>
+      <w:bookmarkEnd w:id="0"/>
     </w:p>
     <w:sectPr>
       <w:pgSz w:w="12240" w:h="15840"/>
@@ -4481,7 +4481,7 @@
 </file>
 
 <file path=customXml/item1.xml><?xml version="1.0" encoding="utf-8"?>
-<go:gDocsCustomXmlDataStorage xmlns:go="http://customooxmlschemas.google.com/" xmlns:r="http://schemas.openxmlformats.org/officeDocument/2006/relationships" uri="GoogleDocsCustomDataVersion2">
+<go:gDocsCustomXmlDataStorage xmlns:r="http://schemas.openxmlformats.org/officeDocument/2006/relationships" xmlns:go="http://customooxmlschemas.google.com/" uri="GoogleDocsCustomDataVersion2">
   <go:docsCustomData xmlns:go="http://customooxmlschemas.google.com/" roundtripDataSignature="AMtx7mh8JY/5ds6JukGpgglcgk5yJ+8yVw==">CgMxLjA4AHIhMVdRdHpkQXNTOWp2SU9CdWoyaEJGQlVWYUI0UFFNRTlJ</go:docsCustomData>
 </go:gDocsCustomXmlDataStorage>
 </file>
